--- a/0. documments/შეფასების უწყისები/დამატებითი უწყისი CMS ს.შ. 4.docx
+++ b/0. documments/შეფასების უწყისები/დამატებითი უწყისი CMS ს.შ. 4.docx
@@ -89,87 +89,7 @@
           <w:b/>
           <w:lang w:val="ka-GE"/>
         </w:rPr>
-        <w:t>სწავლის</w:t>
-      </w:r>
-      <w:r>
-        <w:rPr>
-          <w:rFonts w:ascii="Sylfaen" w:hAnsi="Sylfaen"/>
-          <w:b/>
-          <w:lang w:val="ka-GE"/>
-        </w:rPr>
-        <w:t xml:space="preserve"> </w:t>
-      </w:r>
-      <w:r>
-        <w:rPr>
-          <w:rFonts w:ascii="Sylfaen" w:hAnsi="Sylfaen"/>
-          <w:b/>
-          <w:lang w:val="ka-GE"/>
-        </w:rPr>
-        <w:t>შედეგის</w:t>
-      </w:r>
-      <w:r>
-        <w:rPr>
-          <w:rFonts w:ascii="Sylfaen" w:hAnsi="Sylfaen"/>
-          <w:b/>
-          <w:lang w:val="ka-GE"/>
-        </w:rPr>
-        <w:t>/</w:t>
-      </w:r>
-      <w:r>
-        <w:rPr>
-          <w:rFonts w:ascii="Sylfaen" w:hAnsi="Sylfaen"/>
-          <w:b/>
-          <w:lang w:val="ka-GE"/>
-        </w:rPr>
-        <w:t>შედეგების</w:t>
-      </w:r>
-      <w:r>
-        <w:rPr>
-          <w:rFonts w:ascii="Sylfaen" w:hAnsi="Sylfaen"/>
-          <w:b/>
-          <w:lang w:val="ka-GE"/>
-        </w:rPr>
-        <w:t xml:space="preserve"> </w:t>
-      </w:r>
-      <w:r>
-        <w:rPr>
-          <w:rFonts w:ascii="Sylfaen" w:hAnsi="Sylfaen"/>
-          <w:b/>
-          <w:lang w:val="ka-GE"/>
-        </w:rPr>
-        <w:t>მიღწევის</w:t>
-      </w:r>
-      <w:r>
-        <w:rPr>
-          <w:rFonts w:ascii="Sylfaen" w:hAnsi="Sylfaen"/>
-          <w:b/>
-          <w:lang w:val="ka-GE"/>
-        </w:rPr>
-        <w:t xml:space="preserve"> </w:t>
-      </w:r>
-      <w:r>
-        <w:rPr>
-          <w:rFonts w:ascii="Sylfaen" w:hAnsi="Sylfaen"/>
-          <w:b/>
-          <w:lang w:val="ka-GE"/>
-        </w:rPr>
-        <w:t>შეფასების</w:t>
-      </w:r>
-      <w:r>
-        <w:rPr>
-          <w:rFonts w:ascii="Sylfaen" w:hAnsi="Sylfaen"/>
-          <w:b/>
-          <w:lang w:val="ka-GE"/>
-        </w:rPr>
-        <w:t xml:space="preserve"> </w:t>
-      </w:r>
-      <w:r>
-        <w:rPr>
-          <w:rFonts w:ascii="Sylfaen" w:hAnsi="Sylfaen"/>
-          <w:b/>
-          <w:lang w:val="ka-GE"/>
-        </w:rPr>
-        <w:t>უწყისი</w:t>
+        <w:t>სწავლის შედეგის/შედეგების მიღწევის შეფასების უწყისი</w:t>
       </w:r>
     </w:p>
     <w:p>
@@ -187,71 +107,7 @@
           <w:b/>
           <w:lang w:val="ka-GE"/>
         </w:rPr>
-        <w:t>პროფესიული</w:t>
-      </w:r>
-      <w:r>
-        <w:rPr>
-          <w:rFonts w:ascii="Sylfaen" w:hAnsi="Sylfaen"/>
-          <w:b/>
-          <w:lang w:val="ka-GE"/>
-        </w:rPr>
-        <w:t xml:space="preserve"> </w:t>
-      </w:r>
-      <w:r>
-        <w:rPr>
-          <w:rFonts w:ascii="Sylfaen" w:hAnsi="Sylfaen"/>
-          <w:b/>
-          <w:lang w:val="ka-GE"/>
-        </w:rPr>
-        <w:t>საგანმანათლებლო</w:t>
-      </w:r>
-      <w:r>
-        <w:rPr>
-          <w:rFonts w:ascii="Sylfaen" w:hAnsi="Sylfaen"/>
-          <w:b/>
-          <w:lang w:val="ka-GE"/>
-        </w:rPr>
-        <w:t xml:space="preserve"> </w:t>
-      </w:r>
-      <w:r>
-        <w:rPr>
-          <w:rFonts w:ascii="Sylfaen" w:hAnsi="Sylfaen"/>
-          <w:b/>
-          <w:lang w:val="ka-GE"/>
-        </w:rPr>
-        <w:t>პროგრამის</w:t>
-      </w:r>
-      <w:r>
-        <w:rPr>
-          <w:rFonts w:ascii="Sylfaen" w:hAnsi="Sylfaen"/>
-          <w:b/>
-          <w:lang w:val="ka-GE"/>
-        </w:rPr>
-        <w:t xml:space="preserve"> </w:t>
-      </w:r>
-      <w:r>
-        <w:rPr>
-          <w:rFonts w:ascii="Sylfaen" w:hAnsi="Sylfaen"/>
-          <w:b/>
-          <w:lang w:val="ka-GE"/>
-        </w:rPr>
-        <w:t>დასახელება</w:t>
-      </w:r>
-      <w:r>
-        <w:rPr>
-          <w:rFonts w:ascii="Sylfaen" w:hAnsi="Sylfaen"/>
-          <w:b/>
-          <w:lang w:val="ka-GE"/>
-        </w:rPr>
-        <w:t xml:space="preserve">: </w:t>
-      </w:r>
-      <w:r>
-        <w:rPr>
-          <w:rFonts w:ascii="Sylfaen" w:hAnsi="Sylfaen"/>
-          <w:b/>
-          <w:lang w:val="ka-GE"/>
-        </w:rPr>
-        <w:t>ვებტექნოლოგიები</w:t>
+        <w:t>პროფესიული საგანმანათლებლო პროგრამის დასახელება: ვებტექნოლოგიები</w:t>
       </w:r>
     </w:p>
     <w:p>
@@ -269,23 +125,7 @@
           <w:b/>
           <w:lang w:val="ka-GE"/>
         </w:rPr>
-        <w:t xml:space="preserve"> </w:t>
-      </w:r>
-      <w:r>
-        <w:rPr>
-          <w:rFonts w:ascii="Sylfaen" w:hAnsi="Sylfaen"/>
-          <w:b/>
-          <w:lang w:val="ka-GE"/>
-        </w:rPr>
-        <w:t>ჯგუფის</w:t>
-      </w:r>
-      <w:r>
-        <w:rPr>
-          <w:rFonts w:ascii="Sylfaen" w:hAnsi="Sylfaen"/>
-          <w:b/>
-          <w:lang w:val="ka-GE"/>
-        </w:rPr>
-        <w:t xml:space="preserve"> N : 1</w:t>
+        <w:t xml:space="preserve"> ჯგუფის N : 1</w:t>
       </w:r>
       <w:r>
         <w:rPr>
@@ -319,71 +159,7 @@
           <w:b/>
           <w:lang w:val="ka-GE"/>
         </w:rPr>
-        <w:t>მოდულის</w:t>
-      </w:r>
-      <w:r>
-        <w:rPr>
-          <w:rFonts w:ascii="Sylfaen" w:hAnsi="Sylfaen"/>
-          <w:b/>
-          <w:lang w:val="ka-GE"/>
-        </w:rPr>
-        <w:t xml:space="preserve"> </w:t>
-      </w:r>
-      <w:r>
-        <w:rPr>
-          <w:rFonts w:ascii="Sylfaen" w:hAnsi="Sylfaen"/>
-          <w:b/>
-          <w:lang w:val="ka-GE"/>
-        </w:rPr>
-        <w:t>დასახელება</w:t>
-      </w:r>
-      <w:r>
-        <w:rPr>
-          <w:rFonts w:ascii="Sylfaen" w:hAnsi="Sylfaen"/>
-          <w:b/>
-          <w:lang w:val="ka-GE"/>
-        </w:rPr>
-        <w:t xml:space="preserve">: </w:t>
-      </w:r>
-      <w:r>
-        <w:rPr>
-          <w:rFonts w:ascii="Sylfaen" w:hAnsi="Sylfaen"/>
-          <w:b/>
-          <w:lang w:val="ka-GE"/>
-        </w:rPr>
-        <w:t>ვებგვერდის</w:t>
-      </w:r>
-      <w:r>
-        <w:rPr>
-          <w:rFonts w:ascii="Sylfaen" w:hAnsi="Sylfaen"/>
-          <w:b/>
-          <w:lang w:val="ka-GE"/>
-        </w:rPr>
-        <w:t xml:space="preserve"> </w:t>
-      </w:r>
-      <w:r>
-        <w:rPr>
-          <w:rFonts w:ascii="Sylfaen" w:hAnsi="Sylfaen"/>
-          <w:b/>
-          <w:lang w:val="ka-GE"/>
-        </w:rPr>
-        <w:t>მართვის</w:t>
-      </w:r>
-      <w:r>
-        <w:rPr>
-          <w:rFonts w:ascii="Sylfaen" w:hAnsi="Sylfaen"/>
-          <w:b/>
-          <w:lang w:val="ka-GE"/>
-        </w:rPr>
-        <w:t xml:space="preserve"> </w:t>
-      </w:r>
-      <w:r>
-        <w:rPr>
-          <w:rFonts w:ascii="Sylfaen" w:hAnsi="Sylfaen"/>
-          <w:b/>
-          <w:lang w:val="ka-GE"/>
-        </w:rPr>
-        <w:t>სისტემების</w:t>
+        <w:t>მოდულის დასახელება: ვებგვერდის მართვის სისტემების</w:t>
       </w:r>
       <w:r>
         <w:rPr>
@@ -398,15 +174,7 @@
           <w:b/>
           <w:lang w:val="ka-GE"/>
         </w:rPr>
-        <w:t xml:space="preserve">) </w:t>
-      </w:r>
-      <w:r>
-        <w:rPr>
-          <w:rFonts w:ascii="Sylfaen" w:hAnsi="Sylfaen"/>
-          <w:b/>
-          <w:lang w:val="ka-GE"/>
-        </w:rPr>
-        <w:t>გამოყენება</w:t>
+        <w:t>) გამოყენება</w:t>
       </w:r>
     </w:p>
     <w:p>
@@ -425,23 +193,7 @@
           <w:b/>
           <w:lang w:val="ka-GE"/>
         </w:rPr>
-        <w:t xml:space="preserve"> </w:t>
-      </w:r>
-      <w:r>
-        <w:rPr>
-          <w:rFonts w:ascii="Sylfaen" w:hAnsi="Sylfaen"/>
-          <w:b/>
-          <w:lang w:val="ka-GE"/>
-        </w:rPr>
-        <w:t>სარეგისტრაციო</w:t>
-      </w:r>
-      <w:r>
-        <w:rPr>
-          <w:rFonts w:ascii="Sylfaen" w:hAnsi="Sylfaen"/>
-          <w:b/>
-          <w:lang w:val="ka-GE"/>
-        </w:rPr>
-        <w:t xml:space="preserve"> </w:t>
+        <w:t xml:space="preserve"> სარეგისტრაციო </w:t>
       </w:r>
       <w:r>
         <w:rPr>
@@ -473,31 +225,7 @@
           <w:b/>
           <w:lang w:val="ka-GE"/>
         </w:rPr>
-        <w:t>კრედიტების</w:t>
-      </w:r>
-      <w:r>
-        <w:rPr>
-          <w:rFonts w:ascii="Sylfaen" w:hAnsi="Sylfaen"/>
-          <w:b/>
-          <w:lang w:val="ka-GE"/>
-        </w:rPr>
-        <w:t xml:space="preserve"> </w:t>
-      </w:r>
-      <w:r>
-        <w:rPr>
-          <w:rFonts w:ascii="Sylfaen" w:hAnsi="Sylfaen"/>
-          <w:b/>
-          <w:lang w:val="ka-GE"/>
-        </w:rPr>
-        <w:t>რაოდენობა</w:t>
-      </w:r>
-      <w:r>
-        <w:rPr>
-          <w:rFonts w:ascii="Sylfaen" w:hAnsi="Sylfaen"/>
-          <w:b/>
-          <w:lang w:val="ka-GE"/>
-        </w:rPr>
-        <w:t>: 5</w:t>
+        <w:t>კრედიტების რაოდენობა: 5</w:t>
       </w:r>
     </w:p>
     <w:p>
@@ -515,119 +243,7 @@
           <w:b/>
           <w:lang w:val="ka-GE"/>
         </w:rPr>
-        <w:t>დასადასტურებელი</w:t>
-      </w:r>
-      <w:r>
-        <w:rPr>
-          <w:rFonts w:ascii="Sylfaen" w:hAnsi="Sylfaen"/>
-          <w:b/>
-          <w:lang w:val="ka-GE"/>
-        </w:rPr>
-        <w:t xml:space="preserve">  </w:t>
-      </w:r>
-      <w:r>
-        <w:rPr>
-          <w:rFonts w:ascii="Sylfaen" w:hAnsi="Sylfaen"/>
-          <w:b/>
-          <w:lang w:val="ka-GE"/>
-        </w:rPr>
-        <w:t>სწავლის</w:t>
-      </w:r>
-      <w:r>
-        <w:rPr>
-          <w:rFonts w:ascii="Sylfaen" w:hAnsi="Sylfaen"/>
-          <w:b/>
-          <w:lang w:val="ka-GE"/>
-        </w:rPr>
-        <w:t xml:space="preserve"> </w:t>
-      </w:r>
-      <w:r>
-        <w:rPr>
-          <w:rFonts w:ascii="Sylfaen" w:hAnsi="Sylfaen"/>
-          <w:b/>
-          <w:lang w:val="ka-GE"/>
-        </w:rPr>
-        <w:t>შედეგი</w:t>
-      </w:r>
-      <w:r>
-        <w:rPr>
-          <w:rFonts w:ascii="Sylfaen" w:hAnsi="Sylfaen"/>
-          <w:b/>
-          <w:lang w:val="ka-GE"/>
-        </w:rPr>
-        <w:t>/</w:t>
-      </w:r>
-      <w:r>
-        <w:rPr>
-          <w:rFonts w:ascii="Sylfaen" w:hAnsi="Sylfaen"/>
-          <w:b/>
-          <w:lang w:val="ka-GE"/>
-        </w:rPr>
-        <w:t>შედეგები</w:t>
-      </w:r>
-      <w:r>
-        <w:rPr>
-          <w:rFonts w:ascii="Sylfaen" w:hAnsi="Sylfaen"/>
-          <w:b/>
-          <w:lang w:val="ka-GE"/>
-        </w:rPr>
-        <w:t xml:space="preserve">, </w:t>
-      </w:r>
-      <w:r>
-        <w:rPr>
-          <w:rFonts w:ascii="Sylfaen" w:hAnsi="Sylfaen"/>
-          <w:b/>
-          <w:lang w:val="ka-GE"/>
-        </w:rPr>
-        <w:t>შესრულების</w:t>
-      </w:r>
-      <w:r>
-        <w:rPr>
-          <w:rFonts w:ascii="Sylfaen" w:hAnsi="Sylfaen"/>
-          <w:b/>
-          <w:lang w:val="ka-GE"/>
-        </w:rPr>
-        <w:t xml:space="preserve"> </w:t>
-      </w:r>
-      <w:r>
-        <w:rPr>
-          <w:rFonts w:ascii="Sylfaen" w:hAnsi="Sylfaen"/>
-          <w:b/>
-          <w:lang w:val="ka-GE"/>
-        </w:rPr>
-        <w:t>კრიტერიუმები</w:t>
-      </w:r>
-      <w:r>
-        <w:rPr>
-          <w:rFonts w:ascii="Sylfaen" w:hAnsi="Sylfaen"/>
-          <w:b/>
-          <w:lang w:val="ka-GE"/>
-        </w:rPr>
-        <w:t xml:space="preserve">:  </w:t>
-      </w:r>
-      <w:r>
-        <w:rPr>
-          <w:rFonts w:ascii="Sylfaen" w:hAnsi="Sylfaen"/>
-          <w:b/>
-          <w:lang w:val="ka-GE"/>
-        </w:rPr>
-        <w:t>ს</w:t>
-      </w:r>
-      <w:r>
-        <w:rPr>
-          <w:rFonts w:ascii="Sylfaen" w:hAnsi="Sylfaen"/>
-          <w:b/>
-          <w:lang w:val="ka-GE"/>
-        </w:rPr>
-        <w:t>.</w:t>
-      </w:r>
-      <w:r>
-        <w:rPr>
-          <w:rFonts w:ascii="Sylfaen" w:hAnsi="Sylfaen"/>
-          <w:b/>
-          <w:lang w:val="ka-GE"/>
-        </w:rPr>
-        <w:t>შ</w:t>
+        <w:t>დასადასტურებელი  სწავლის შედეგი/შედეგები, შესრულების კრიტერიუმები:  ს.შ</w:t>
       </w:r>
       <w:r>
         <w:rPr>
@@ -643,31 +259,7 @@
           <w:b/>
           <w:lang w:val="ka-GE"/>
         </w:rPr>
-        <w:t>(</w:t>
-      </w:r>
-      <w:r>
-        <w:rPr>
-          <w:rFonts w:ascii="Sylfaen" w:hAnsi="Sylfaen"/>
-          <w:b/>
-          <w:lang w:val="ka-GE"/>
-        </w:rPr>
-        <w:t>შ</w:t>
-      </w:r>
-      <w:r>
-        <w:rPr>
-          <w:rFonts w:ascii="Sylfaen" w:hAnsi="Sylfaen"/>
-          <w:b/>
-          <w:lang w:val="ka-GE"/>
-        </w:rPr>
-        <w:t>.</w:t>
-      </w:r>
-      <w:r>
-        <w:rPr>
-          <w:rFonts w:ascii="Sylfaen" w:hAnsi="Sylfaen"/>
-          <w:b/>
-          <w:lang w:val="ka-GE"/>
-        </w:rPr>
-        <w:t>კ</w:t>
+        <w:t>(შ.კ</w:t>
       </w:r>
       <w:r>
         <w:rPr>
@@ -683,15 +275,7 @@
           <w:b/>
           <w:lang w:val="ka-GE"/>
         </w:rPr>
-        <w:t>.3</w:t>
-      </w:r>
-      <w:r>
-        <w:rPr>
-          <w:rFonts w:ascii="Sylfaen" w:hAnsi="Sylfaen"/>
-          <w:b/>
-          <w:lang w:val="ka-GE"/>
-        </w:rPr>
-        <w:t>)</w:t>
+        <w:t>.3)</w:t>
       </w:r>
     </w:p>
     <w:p>
@@ -710,47 +294,7 @@
           <w:b/>
           <w:lang w:val="ka-GE"/>
         </w:rPr>
-        <w:t>შეფასების</w:t>
-      </w:r>
-      <w:r>
-        <w:rPr>
-          <w:rFonts w:ascii="Sylfaen" w:hAnsi="Sylfaen"/>
-          <w:b/>
-          <w:lang w:val="ka-GE"/>
-        </w:rPr>
-        <w:t xml:space="preserve"> </w:t>
-      </w:r>
-      <w:r>
-        <w:rPr>
-          <w:rFonts w:ascii="Sylfaen" w:hAnsi="Sylfaen"/>
-          <w:b/>
-          <w:lang w:val="ka-GE"/>
-        </w:rPr>
-        <w:t>მიმართულება</w:t>
-      </w:r>
-      <w:r>
-        <w:rPr>
-          <w:rFonts w:ascii="Sylfaen" w:hAnsi="Sylfaen"/>
-          <w:b/>
-          <w:lang w:val="ka-GE"/>
-        </w:rPr>
-        <w:t>/</w:t>
-      </w:r>
-      <w:r>
-        <w:rPr>
-          <w:rFonts w:ascii="Sylfaen" w:hAnsi="Sylfaen"/>
-          <w:b/>
-          <w:lang w:val="ka-GE"/>
-        </w:rPr>
-        <w:t>მიმართულებები</w:t>
-      </w:r>
-      <w:r>
-        <w:rPr>
-          <w:rFonts w:ascii="Sylfaen" w:hAnsi="Sylfaen"/>
-          <w:b/>
-          <w:lang w:val="ka-GE"/>
-        </w:rPr>
-        <w:t xml:space="preserve">: </w:t>
+        <w:t xml:space="preserve">შეფასების მიმართულება/მიმართულებები: </w:t>
       </w:r>
       <w:r>
         <w:rPr>
@@ -813,255 +357,7 @@
           <w:b/>
           <w:lang w:val="ka-GE"/>
         </w:rPr>
-        <w:t>მტკიცებულება</w:t>
-      </w:r>
-      <w:r>
-        <w:rPr>
-          <w:rFonts w:ascii="Sylfaen" w:hAnsi="Sylfaen"/>
-          <w:b/>
-          <w:lang w:val="ka-GE"/>
-        </w:rPr>
-        <w:t>/</w:t>
-      </w:r>
-      <w:r>
-        <w:rPr>
-          <w:rFonts w:ascii="Sylfaen" w:hAnsi="Sylfaen"/>
-          <w:b/>
-          <w:lang w:val="ka-GE"/>
-        </w:rPr>
-        <w:t>მტკიცებეულებები</w:t>
-      </w:r>
-      <w:r>
-        <w:rPr>
-          <w:rFonts w:ascii="Sylfaen" w:hAnsi="Sylfaen"/>
-          <w:b/>
-          <w:lang w:val="ka-GE"/>
-        </w:rPr>
-        <w:t xml:space="preserve">: </w:t>
-      </w:r>
-      <w:r>
-        <w:rPr>
-          <w:rFonts w:ascii="Sylfaen" w:hAnsi="Sylfaen"/>
-          <w:b/>
-          <w:lang w:val="ka-GE"/>
-        </w:rPr>
-        <w:t>პროდუქტი</w:t>
-      </w:r>
-      <w:r>
-        <w:rPr>
-          <w:rFonts w:ascii="Sylfaen" w:hAnsi="Sylfaen"/>
-          <w:b/>
-          <w:lang w:val="ka-GE"/>
-        </w:rPr>
-        <w:t xml:space="preserve">, </w:t>
-      </w:r>
-      <w:r>
-        <w:rPr>
-          <w:rFonts w:ascii="Sylfaen" w:hAnsi="Sylfaen"/>
-          <w:b/>
-          <w:lang w:val="ka-GE"/>
-        </w:rPr>
-        <w:t>როგორც</w:t>
-      </w:r>
-      <w:r>
-        <w:rPr>
-          <w:rFonts w:ascii="Sylfaen" w:hAnsi="Sylfaen"/>
-          <w:b/>
-          <w:lang w:val="ka-GE"/>
-        </w:rPr>
-        <w:t xml:space="preserve"> </w:t>
-      </w:r>
-      <w:r>
-        <w:rPr>
-          <w:rFonts w:ascii="Sylfaen" w:hAnsi="Sylfaen"/>
-          <w:b/>
-          <w:lang w:val="ka-GE"/>
-        </w:rPr>
-        <w:t>მტკიცებულება</w:t>
-      </w:r>
-      <w:r>
-        <w:rPr>
-          <w:rFonts w:ascii="Sylfaen" w:hAnsi="Sylfaen"/>
-          <w:b/>
-          <w:lang w:val="ka-GE"/>
-        </w:rPr>
-        <w:t xml:space="preserve"> </w:t>
-      </w:r>
-      <w:r>
-        <w:rPr>
-          <w:rFonts w:ascii="Sylfaen" w:hAnsi="Sylfaen"/>
-          <w:b/>
-          <w:lang w:val="ka-GE"/>
-        </w:rPr>
-        <w:t>სტუდენტის</w:t>
-      </w:r>
-      <w:r>
-        <w:rPr>
-          <w:rFonts w:ascii="Sylfaen" w:hAnsi="Sylfaen"/>
-          <w:b/>
-          <w:lang w:val="ka-GE"/>
-        </w:rPr>
-        <w:t xml:space="preserve"> </w:t>
-      </w:r>
-      <w:r>
-        <w:rPr>
-          <w:rFonts w:ascii="Sylfaen" w:hAnsi="Sylfaen"/>
-          <w:b/>
-          <w:lang w:val="ka-GE"/>
-        </w:rPr>
-        <w:t>მიერ</w:t>
-      </w:r>
-      <w:r>
-        <w:rPr>
-          <w:rFonts w:ascii="Sylfaen" w:hAnsi="Sylfaen"/>
-          <w:b/>
-          <w:lang w:val="ka-GE"/>
-        </w:rPr>
-        <w:t xml:space="preserve"> </w:t>
-      </w:r>
-      <w:r>
-        <w:rPr>
-          <w:rFonts w:ascii="Sylfaen" w:hAnsi="Sylfaen"/>
-          <w:b/>
-          <w:lang w:val="ka-GE"/>
-        </w:rPr>
-        <w:t>შესრულებული</w:t>
-      </w:r>
-      <w:r>
-        <w:rPr>
-          <w:rFonts w:ascii="Sylfaen" w:hAnsi="Sylfaen"/>
-          <w:b/>
-          <w:lang w:val="ka-GE"/>
-        </w:rPr>
-        <w:t xml:space="preserve"> </w:t>
-      </w:r>
-      <w:r>
-        <w:rPr>
-          <w:rFonts w:ascii="Sylfaen" w:hAnsi="Sylfaen"/>
-          <w:b/>
-          <w:lang w:val="ka-GE"/>
-        </w:rPr>
-        <w:t>პროექტი</w:t>
-      </w:r>
-      <w:r>
-        <w:rPr>
-          <w:rFonts w:ascii="Sylfaen" w:hAnsi="Sylfaen"/>
-          <w:b/>
-          <w:lang w:val="ka-GE"/>
-        </w:rPr>
-        <w:t xml:space="preserve"> </w:t>
-      </w:r>
-      <w:r>
-        <w:rPr>
-          <w:rFonts w:ascii="Sylfaen" w:hAnsi="Sylfaen"/>
-          <w:b/>
-          <w:lang w:val="ka-GE"/>
-        </w:rPr>
-        <w:t>ელექტრონული</w:t>
-      </w:r>
-      <w:r>
-        <w:rPr>
-          <w:rFonts w:ascii="Sylfaen" w:hAnsi="Sylfaen"/>
-          <w:b/>
-          <w:lang w:val="ka-GE"/>
-        </w:rPr>
-        <w:t xml:space="preserve"> </w:t>
-      </w:r>
-      <w:r>
-        <w:rPr>
-          <w:rFonts w:ascii="Sylfaen" w:hAnsi="Sylfaen"/>
-          <w:b/>
-          <w:lang w:val="ka-GE"/>
-        </w:rPr>
-        <w:t>ფაილის</w:t>
-      </w:r>
-      <w:r>
-        <w:rPr>
-          <w:rFonts w:ascii="Sylfaen" w:hAnsi="Sylfaen"/>
-          <w:b/>
-          <w:lang w:val="ka-GE"/>
-        </w:rPr>
-        <w:t xml:space="preserve"> </w:t>
-      </w:r>
-      <w:r>
-        <w:rPr>
-          <w:rFonts w:ascii="Sylfaen" w:hAnsi="Sylfaen"/>
-          <w:b/>
-          <w:lang w:val="ka-GE"/>
-        </w:rPr>
-        <w:t>სახით</w:t>
-      </w:r>
-      <w:r>
-        <w:rPr>
-          <w:rFonts w:ascii="Sylfaen" w:hAnsi="Sylfaen"/>
-          <w:b/>
-          <w:lang w:val="ka-GE"/>
-        </w:rPr>
-        <w:t xml:space="preserve"> </w:t>
-      </w:r>
-      <w:r>
-        <w:rPr>
-          <w:rFonts w:ascii="Sylfaen" w:hAnsi="Sylfaen"/>
-          <w:b/>
-          <w:lang w:val="ka-GE"/>
-        </w:rPr>
-        <w:t>ან</w:t>
-      </w:r>
-      <w:r>
-        <w:rPr>
-          <w:rFonts w:ascii="Sylfaen" w:hAnsi="Sylfaen"/>
-          <w:b/>
-          <w:lang w:val="ka-GE"/>
-        </w:rPr>
-        <w:t>/</w:t>
-      </w:r>
-      <w:r>
-        <w:rPr>
-          <w:rFonts w:ascii="Sylfaen" w:hAnsi="Sylfaen"/>
-          <w:b/>
-          <w:lang w:val="ka-GE"/>
-        </w:rPr>
-        <w:t>და</w:t>
-      </w:r>
-      <w:r>
-        <w:rPr>
-          <w:rFonts w:ascii="Sylfaen" w:hAnsi="Sylfaen"/>
-          <w:b/>
-          <w:lang w:val="ka-GE"/>
-        </w:rPr>
-        <w:t xml:space="preserve"> </w:t>
-      </w:r>
-      <w:r>
-        <w:rPr>
-          <w:rFonts w:ascii="Sylfaen" w:hAnsi="Sylfaen"/>
-          <w:b/>
-          <w:lang w:val="ka-GE"/>
-        </w:rPr>
-        <w:t>მატერიალური</w:t>
-      </w:r>
-      <w:r>
-        <w:rPr>
-          <w:rFonts w:ascii="Sylfaen" w:hAnsi="Sylfaen"/>
-          <w:b/>
-          <w:lang w:val="ka-GE"/>
-        </w:rPr>
-        <w:t xml:space="preserve"> </w:t>
-      </w:r>
-      <w:r>
-        <w:rPr>
-          <w:rFonts w:ascii="Sylfaen" w:hAnsi="Sylfaen"/>
-          <w:b/>
-          <w:lang w:val="ka-GE"/>
-        </w:rPr>
-        <w:t>დოკუმენტი</w:t>
-      </w:r>
-      <w:r>
-        <w:rPr>
-          <w:rFonts w:ascii="Sylfaen" w:hAnsi="Sylfaen"/>
-          <w:b/>
-          <w:lang w:val="ka-GE"/>
-        </w:rPr>
-        <w:t>.</w:t>
+        <w:t>მტკიცებულება/მტკიცებეულებები: პროდუქტი, როგორც მტკიცებულება სტუდენტის მიერ შესრულებული პროექტი ელექტრონული ფაილის სახით ან/და მატერიალური დოკუმენტი.</w:t>
       </w:r>
       <w:bookmarkStart w:id="0" w:name="_GoBack"/>
       <w:bookmarkEnd w:id="0"/>
@@ -1081,7 +377,7 @@
           <w:b/>
           <w:lang w:val="ka-GE"/>
         </w:rPr>
-        <w:t>შეფასების</w:t>
+        <w:t>შეფასების თარიღი</w:t>
       </w:r>
       <w:r>
         <w:rPr>
@@ -1089,23 +385,7 @@
           <w:b/>
           <w:lang w:val="ka-GE"/>
         </w:rPr>
-        <w:t xml:space="preserve"> </w:t>
-      </w:r>
-      <w:r>
-        <w:rPr>
-          <w:rFonts w:ascii="Sylfaen" w:hAnsi="Sylfaen"/>
-          <w:b/>
-          <w:lang w:val="ka-GE"/>
-        </w:rPr>
-        <w:t>თარიღი</w:t>
-      </w:r>
-      <w:r>
-        <w:rPr>
-          <w:rFonts w:ascii="Sylfaen" w:hAnsi="Sylfaen"/>
-          <w:b/>
-          <w:lang w:val="ka-GE"/>
-        </w:rPr>
-        <w:t>: 25</w:t>
+        <w:t>: 02</w:t>
       </w:r>
       <w:r>
         <w:rPr>
@@ -1121,7 +401,7 @@
           <w:b/>
           <w:lang w:val="ka-GE"/>
         </w:rPr>
-        <w:t>09</w:t>
+        <w:t>10</w:t>
       </w:r>
       <w:r>
         <w:rPr>
@@ -1227,55 +507,7 @@
                 <w:b/>
                 <w:lang w:val="ka-GE"/>
               </w:rPr>
-              <w:t>პროფესიული</w:t>
-            </w:r>
-            <w:r>
-              <w:rPr>
-                <w:rFonts w:ascii="Sylfaen" w:hAnsi="Sylfaen"/>
-                <w:b/>
-                <w:lang w:val="ka-GE"/>
-              </w:rPr>
-              <w:t xml:space="preserve"> </w:t>
-            </w:r>
-            <w:r>
-              <w:rPr>
-                <w:rFonts w:ascii="Sylfaen" w:hAnsi="Sylfaen"/>
-                <w:b/>
-                <w:lang w:val="ka-GE"/>
-              </w:rPr>
-              <w:t>სტუდენტის</w:t>
-            </w:r>
-            <w:r>
-              <w:rPr>
-                <w:rFonts w:ascii="Sylfaen" w:hAnsi="Sylfaen"/>
-                <w:b/>
-                <w:lang w:val="ka-GE"/>
-              </w:rPr>
-              <w:t xml:space="preserve"> </w:t>
-            </w:r>
-            <w:r>
-              <w:rPr>
-                <w:rFonts w:ascii="Sylfaen" w:hAnsi="Sylfaen"/>
-                <w:b/>
-                <w:lang w:val="ka-GE"/>
-              </w:rPr>
-              <w:t>გვარი</w:t>
-            </w:r>
-            <w:r>
-              <w:rPr>
-                <w:rFonts w:ascii="Sylfaen" w:hAnsi="Sylfaen"/>
-                <w:b/>
-                <w:lang w:val="ka-GE"/>
-              </w:rPr>
-              <w:t xml:space="preserve">, </w:t>
-            </w:r>
-            <w:r>
-              <w:rPr>
-                <w:rFonts w:ascii="Sylfaen" w:hAnsi="Sylfaen"/>
-                <w:b/>
-                <w:lang w:val="ka-GE"/>
-              </w:rPr>
-              <w:t>სახელი</w:t>
+              <w:t>პროფესიული სტუდენტის გვარი, სახელი</w:t>
             </w:r>
           </w:p>
         </w:tc>
@@ -1306,47 +538,7 @@
                 <w:b/>
                 <w:lang w:val="ka-GE"/>
               </w:rPr>
-              <w:t>დადასტურება</w:t>
-            </w:r>
-            <w:r>
-              <w:rPr>
-                <w:rFonts w:ascii="Sylfaen" w:hAnsi="Sylfaen"/>
-                <w:b/>
-                <w:lang w:val="ka-GE"/>
-              </w:rPr>
-              <w:t xml:space="preserve"> (</w:t>
-            </w:r>
-            <w:r>
-              <w:rPr>
-                <w:rFonts w:ascii="Sylfaen" w:hAnsi="Sylfaen"/>
-                <w:b/>
-                <w:lang w:val="ka-GE"/>
-              </w:rPr>
-              <w:t>დიახ</w:t>
-            </w:r>
-            <w:r>
-              <w:rPr>
-                <w:rFonts w:ascii="Sylfaen" w:hAnsi="Sylfaen"/>
-                <w:b/>
-                <w:lang w:val="ka-GE"/>
-              </w:rPr>
-              <w:t>/</w:t>
-            </w:r>
-            <w:r>
-              <w:rPr>
-                <w:rFonts w:ascii="Sylfaen" w:hAnsi="Sylfaen"/>
-                <w:b/>
-                <w:lang w:val="ka-GE"/>
-              </w:rPr>
-              <w:t>არა</w:t>
-            </w:r>
-            <w:r>
-              <w:rPr>
-                <w:rFonts w:ascii="Sylfaen" w:hAnsi="Sylfaen"/>
-                <w:b/>
-                <w:lang w:val="ka-GE"/>
-              </w:rPr>
-              <w:t>)</w:t>
+              <w:t>დადასტურება (დიახ/არა)</w:t>
             </w:r>
           </w:p>
         </w:tc>
@@ -1377,55 +569,7 @@
                 <w:b/>
                 <w:lang w:val="ka-GE"/>
               </w:rPr>
-              <w:t>არ</w:t>
-            </w:r>
-            <w:r>
-              <w:rPr>
-                <w:rFonts w:ascii="Sylfaen" w:hAnsi="Sylfaen"/>
-                <w:b/>
-                <w:lang w:val="ka-GE"/>
-              </w:rPr>
-              <w:t xml:space="preserve"> </w:t>
-            </w:r>
-            <w:r>
-              <w:rPr>
-                <w:rFonts w:ascii="Sylfaen" w:hAnsi="Sylfaen"/>
-                <w:b/>
-                <w:lang w:val="ka-GE"/>
-              </w:rPr>
-              <w:t>გამოცხადდა</w:t>
-            </w:r>
-            <w:r>
-              <w:rPr>
-                <w:rFonts w:ascii="Sylfaen" w:hAnsi="Sylfaen"/>
-                <w:b/>
-                <w:lang w:val="ka-GE"/>
-              </w:rPr>
-              <w:t>/</w:t>
-            </w:r>
-            <w:r>
-              <w:rPr>
-                <w:rFonts w:ascii="Sylfaen" w:hAnsi="Sylfaen"/>
-                <w:b/>
-                <w:lang w:val="ka-GE"/>
-              </w:rPr>
-              <w:t>ვერ</w:t>
-            </w:r>
-            <w:r>
-              <w:rPr>
-                <w:rFonts w:ascii="Sylfaen" w:hAnsi="Sylfaen"/>
-                <w:b/>
-                <w:lang w:val="ka-GE"/>
-              </w:rPr>
-              <w:t xml:space="preserve"> </w:t>
-            </w:r>
-            <w:r>
-              <w:rPr>
-                <w:rFonts w:ascii="Sylfaen" w:hAnsi="Sylfaen"/>
-                <w:b/>
-                <w:lang w:val="ka-GE"/>
-              </w:rPr>
-              <w:t>დაადასტურა</w:t>
+              <w:t>არ გამოცხადდა/ვერ დაადასტურა</w:t>
             </w:r>
           </w:p>
         </w:tc>
@@ -1487,23 +631,7 @@
                 <w:color w:val="000000"/>
                 <w:lang w:val="ka-GE"/>
               </w:rPr>
-              <w:t>კოტოიანი</w:t>
-            </w:r>
-            <w:r>
-              <w:rPr>
-                <w:rFonts w:ascii="Sylfaen" w:hAnsi="Sylfaen" w:cs="Calibri"/>
-                <w:color w:val="000000"/>
-                <w:lang w:val="ka-GE"/>
-              </w:rPr>
-              <w:t xml:space="preserve"> </w:t>
-            </w:r>
-            <w:r>
-              <w:rPr>
-                <w:rFonts w:ascii="Sylfaen" w:hAnsi="Sylfaen" w:cs="Calibri"/>
-                <w:color w:val="000000"/>
-                <w:lang w:val="ka-GE"/>
-              </w:rPr>
-              <w:t>დენიელ</w:t>
+              <w:t>კოტოიანი დენიელ</w:t>
             </w:r>
           </w:p>
         </w:tc>
@@ -1612,21 +740,7 @@
                 <w:rFonts w:ascii="Sylfaen" w:hAnsi="Sylfaen" w:cs="Calibri"/>
                 <w:lang w:val="ka-GE"/>
               </w:rPr>
-              <w:t>ზუბიტაშვილი</w:t>
-            </w:r>
-            <w:r>
-              <w:rPr>
-                <w:rFonts w:ascii="Sylfaen" w:hAnsi="Sylfaen" w:cs="Calibri"/>
-                <w:lang w:val="ka-GE"/>
-              </w:rPr>
-              <w:t xml:space="preserve"> </w:t>
-            </w:r>
-            <w:r>
-              <w:rPr>
-                <w:rFonts w:ascii="Sylfaen" w:hAnsi="Sylfaen" w:cs="Calibri"/>
-                <w:lang w:val="ka-GE"/>
-              </w:rPr>
-              <w:t>ქრისტინე</w:t>
+              <w:t>ზუბიტაშვილი ქრისტინე</w:t>
             </w:r>
           </w:p>
         </w:tc>
@@ -1736,23 +850,7 @@
                 <w:color w:val="000000"/>
                 <w:lang w:val="ka-GE"/>
               </w:rPr>
-              <w:t>ჟორჟოლიანი</w:t>
-            </w:r>
-            <w:r>
-              <w:rPr>
-                <w:rFonts w:ascii="Sylfaen" w:hAnsi="Sylfaen" w:cs="Calibri"/>
-                <w:color w:val="000000"/>
-                <w:lang w:val="ka-GE"/>
-              </w:rPr>
-              <w:t xml:space="preserve"> </w:t>
-            </w:r>
-            <w:r>
-              <w:rPr>
-                <w:rFonts w:ascii="Sylfaen" w:hAnsi="Sylfaen" w:cs="Calibri"/>
-                <w:color w:val="000000"/>
-                <w:lang w:val="ka-GE"/>
-              </w:rPr>
-              <w:t>დაჩი</w:t>
+              <w:t>ჟორჟოლიანი დაჩი</w:t>
             </w:r>
           </w:p>
         </w:tc>
@@ -1863,23 +961,7 @@
                 <w:color w:val="000000"/>
                 <w:lang w:val="ka-GE"/>
               </w:rPr>
-              <w:t>სამაკაშვილი</w:t>
-            </w:r>
-            <w:r>
-              <w:rPr>
-                <w:rFonts w:ascii="Sylfaen" w:hAnsi="Sylfaen" w:cs="Calibri"/>
-                <w:color w:val="000000"/>
-                <w:lang w:val="ka-GE"/>
-              </w:rPr>
-              <w:t xml:space="preserve"> </w:t>
-            </w:r>
-            <w:r>
-              <w:rPr>
-                <w:rFonts w:ascii="Sylfaen" w:hAnsi="Sylfaen" w:cs="Calibri"/>
-                <w:color w:val="000000"/>
-                <w:lang w:val="ka-GE"/>
-              </w:rPr>
-              <w:t>სანდრო</w:t>
+              <w:t>სამაკაშვილი სანდრო</w:t>
             </w:r>
           </w:p>
         </w:tc>
@@ -1990,23 +1072,7 @@
                 <w:color w:val="000000"/>
                 <w:lang w:val="ka-GE"/>
               </w:rPr>
-              <w:t>წიგნაძე</w:t>
-            </w:r>
-            <w:r>
-              <w:rPr>
-                <w:rFonts w:ascii="Sylfaen" w:hAnsi="Sylfaen" w:cs="Calibri"/>
-                <w:color w:val="000000"/>
-                <w:lang w:val="ka-GE"/>
-              </w:rPr>
-              <w:t xml:space="preserve"> </w:t>
-            </w:r>
-            <w:r>
-              <w:rPr>
-                <w:rFonts w:ascii="Sylfaen" w:hAnsi="Sylfaen" w:cs="Calibri"/>
-                <w:color w:val="000000"/>
-                <w:lang w:val="ka-GE"/>
-              </w:rPr>
-              <w:t>საბა</w:t>
+              <w:t>წიგნაძე საბა</w:t>
             </w:r>
           </w:p>
         </w:tc>
@@ -2117,23 +1183,7 @@
                 <w:color w:val="000000"/>
                 <w:lang w:val="ka-GE"/>
               </w:rPr>
-              <w:t>გოგონაძე</w:t>
-            </w:r>
-            <w:r>
-              <w:rPr>
-                <w:rFonts w:ascii="Sylfaen" w:hAnsi="Sylfaen" w:cs="Calibri"/>
-                <w:color w:val="000000"/>
-                <w:lang w:val="ka-GE"/>
-              </w:rPr>
-              <w:t xml:space="preserve"> </w:t>
-            </w:r>
-            <w:r>
-              <w:rPr>
-                <w:rFonts w:ascii="Sylfaen" w:hAnsi="Sylfaen" w:cs="Calibri"/>
-                <w:color w:val="000000"/>
-                <w:lang w:val="ka-GE"/>
-              </w:rPr>
-              <w:t>საბა</w:t>
+              <w:t>გოგონაძე საბა</w:t>
             </w:r>
           </w:p>
         </w:tc>
@@ -2215,47 +1265,7 @@
           <w:b/>
           <w:lang w:val="ka-GE"/>
         </w:rPr>
-        <w:t>მასწავლებელი</w:t>
-      </w:r>
-      <w:r>
-        <w:rPr>
-          <w:rFonts w:ascii="Sylfaen" w:hAnsi="Sylfaen"/>
-          <w:b/>
-          <w:lang w:val="ka-GE"/>
-        </w:rPr>
-        <w:t>:                                                      /</w:t>
-      </w:r>
-      <w:r>
-        <w:rPr>
-          <w:rFonts w:ascii="Sylfaen" w:hAnsi="Sylfaen"/>
-          <w:b/>
-          <w:lang w:val="ka-GE"/>
-        </w:rPr>
-        <w:t>ლევან</w:t>
-      </w:r>
-      <w:r>
-        <w:rPr>
-          <w:rFonts w:ascii="Sylfaen" w:hAnsi="Sylfaen"/>
-          <w:b/>
-          <w:lang w:val="ka-GE"/>
-        </w:rPr>
-        <w:t xml:space="preserve"> </w:t>
-      </w:r>
-      <w:r>
-        <w:rPr>
-          <w:rFonts w:ascii="Sylfaen" w:hAnsi="Sylfaen"/>
-          <w:b/>
-          <w:lang w:val="ka-GE"/>
-        </w:rPr>
-        <w:t>ჭუმბურიძე</w:t>
-      </w:r>
-      <w:r>
-        <w:rPr>
-          <w:rFonts w:ascii="Sylfaen" w:hAnsi="Sylfaen"/>
-          <w:b/>
-          <w:lang w:val="ka-GE"/>
-        </w:rPr>
-        <w:t>/</w:t>
+        <w:t>მასწავლებელი:                                                      /ლევან ჭუმბურიძე/</w:t>
       </w:r>
     </w:p>
     <w:sectPr>
@@ -2604,7 +1614,7 @@
     <w:lsdException w:name="Table Web 2" w:semiHidden="1" w:unhideWhenUsed="1"/>
     <w:lsdException w:name="Table Web 3" w:semiHidden="1" w:unhideWhenUsed="1"/>
     <w:lsdException w:name="Balloon Text" w:semiHidden="1" w:unhideWhenUsed="1"/>
-    <w:lsdException w:name="Table Grid" w:semiHidden="1" w:uiPriority="39" w:unhideWhenUsed="1" w:qFormat="1"/>
+    <w:lsdException w:name="Table Grid" w:uiPriority="39" w:qFormat="1"/>
     <w:lsdException w:name="Table Theme" w:semiHidden="1" w:unhideWhenUsed="1"/>
     <w:lsdException w:name="Placeholder Text" w:semiHidden="1" w:qFormat="1"/>
     <w:lsdException w:name="No Spacing" w:uiPriority="1" w:qFormat="1"/>
